--- a/daily-reports/2026-08-23/report.docx
+++ b/daily-reports/2026-08-23/report.docx
@@ -28,28 +28,28 @@
         <w:pStyle w:val="Heading2"/>
       </w:pPr>
       <w:r>
-        <w:t>1. s1dashu/ip-as-logo-skill  ⭐ 3,795</w:t>
+        <w:t>1. s1dashu/ip-as-logo-skill  ⭐ 3,799</w:t>
       </w:r>
     </w:p>
     <w:p>
       <w:r>
-        <w:t>语言：未知 ｜ Stars：3,795 ｜ Forks：180</w:t>
+        <w:t>语言：未知 ｜ Stars：3,799 ｜ Forks：180</w:t>
         <w:br/>
       </w:r>
       <w:r>
-        <w:t>这是什么：这是一个小巧的AI技能包，能帮你生成简化、圆润、带点立体感的IP吉祥物标志。它就像给AI装了一个‘画卡通logo’的专用工具箱。</w:t>
+        <w:t>这是什么：这是一个为AI助手准备的技能包，能帮你生成简洁、圆润、带点立体感的IP吉祥物Logo。它把复杂的Logo设计过程简化成几个步骤，让AI能快速产出可爱的品牌形象。</w:t>
         <w:br/>
       </w:r>
       <w:r>
-        <w:t>能用来做什么：你可以用它快速设计品牌吉祥物、游戏角色头像或社交媒体头像，只需简单描述，AI就能生成可爱的logo。</w:t>
+        <w:t>能用来做什么：你可以用它来快速生成自己的IP形象Logo，比如用于个人品牌、社交媒体头像或小型项目的吉祥物。</w:t>
         <w:br/>
       </w:r>
       <w:r>
-        <w:t>适用领域：品牌设计、游戏开发、社交媒体运营</w:t>
+        <w:t>适用领域：品牌设计、个人创作、社交媒体</w:t>
         <w:br/>
       </w:r>
       <w:r>
-        <w:t>对新手有什么帮助：对新手来说，它让你不用学专业设计软件，也能轻松做出好看的吉祥物logo，适合想尝试设计但没经验的人。</w:t>
+        <w:t>对新手有什么帮助：对新手来说，它让你不用学专业设计软件，也能通过AI得到像样的Logo，适合想尝试设计但没经验的人。</w:t>
         <w:br/>
       </w:r>
       <w:r>
@@ -70,19 +70,19 @@
         <w:br/>
       </w:r>
       <w:r>
-        <w:t>这是什么：这是一个跨平台的团队聊天工具，但特别的是，AI智能体可以像真人同事一样加入对话，一起协作。你可以用云端AI，也可以接入自己的AI大脑。</w:t>
+        <w:t>这是什么：Cumora是一个跨平台的团队聊天工具，但它的特别之处在于，AI智能体（可以理解为会干活的AI程序）也能作为团队成员加入对话。你可以自带AI大脑（比如Claude Code或Codex），或者用云端自带的。</w:t>
         <w:br/>
       </w:r>
       <w:r>
-        <w:t>能用来做什么：你可以创建团队聊天，把AI智能体拉进来，让它帮你写代码、查资料、整理信息，就像多了一个得力助手。</w:t>
+        <w:t>能用来做什么：你可以用它来组建一个人类和AI混合的团队，在聊天中分配任务、协作完成项目，比如让AI帮你写代码、查资料或整理信息。</w:t>
         <w:br/>
       </w:r>
       <w:r>
-        <w:t>适用领域：团队协作、项目管理、AI开发</w:t>
+        <w:t>适用领域：团队协作、项目管理、AI应用开发</w:t>
         <w:br/>
       </w:r>
       <w:r>
-        <w:t>对新手有什么帮助：对新手来说，它让你直观感受AI如何融入工作流，学习如何与AI协作，提升工作效率。</w:t>
+        <w:t>对新手有什么帮助：它让你直观地看到AI如何作为团队成员工作，适合想了解AI协作模式的新手，也方便你尝试让AI参与日常工作。</w:t>
         <w:br/>
       </w:r>
       <w:r>
@@ -94,28 +94,28 @@
         <w:pStyle w:val="Heading2"/>
       </w:pPr>
       <w:r>
-        <w:t>3. CopilotKit/OpenBot  ⭐ 2,345</w:t>
+        <w:t>3. CopilotKit/OpenBot  ⭐ 2,348</w:t>
       </w:r>
     </w:p>
     <w:p>
       <w:r>
-        <w:t>语言：TypeScript ｜ Stars：2,345 ｜ Forks：269</w:t>
+        <w:t>语言：TypeScript ｜ Stars：2,348 ｜ Forks：269</w:t>
         <w:br/>
       </w:r>
       <w:r>
-        <w:t>这是什么：这是一个开源项目，让AI同事拥有自己的‘电脑’——可以操作浏览器、文件和工具，而且每一步操作都会先思考再执行，并记录下来。你可以接入任何AG-UI智能体。</w:t>
+        <w:t>这是什么：OpenBot是一个开源项目，它让AI助手拥有自己的“电脑”——包括浏览器、文件和工具。AI可以像人一样操作电脑，而且每一步行动都会先决定再执行，并记录下来。你可以接入任何兼容AG-UI的AI智能体。</w:t>
         <w:br/>
       </w:r>
       <w:r>
-        <w:t>能用来做什么：你可以让AI自动完成网上调研、文件整理、数据抓取等任务，它像真人一样操作电脑，你只需监督结果。</w:t>
+        <w:t>能用来做什么：你可以用它来让AI自动完成一些需要操作电脑的任务，比如自动填表、抓取网页信息、整理文件等，就像有个虚拟员工帮你干活。</w:t>
         <w:br/>
       </w:r>
       <w:r>
-        <w:t>适用领域：自动化办公、数据采集、AI应用开发</w:t>
+        <w:t>适用领域：自动化办公、网页数据采集、AI应用开发</w:t>
         <w:br/>
       </w:r>
       <w:r>
-        <w:t>对新手有什么帮助：对新手来说，它展示了AI如何模拟人类操作电脑，是学习AI自动化和智能体开发的绝佳案例。</w:t>
+        <w:t>对新手有什么帮助：它展示了AI如何自主操作电脑，对新手来说，可以从中学习AI自动化的原理，甚至自己动手定制一个AI助手。</w:t>
         <w:br/>
       </w:r>
       <w:r>
@@ -127,28 +127,28 @@
         <w:pStyle w:val="Heading2"/>
       </w:pPr>
       <w:r>
-        <w:t>4. MengTo/threeui  ⭐ 1,984</w:t>
+        <w:t>4. MengTo/threeui  ⭐ 2,003</w:t>
       </w:r>
     </w:p>
     <w:p>
       <w:r>
-        <w:t>语言：HTML ｜ Stars：1,984 ｜ Forks：200</w:t>
+        <w:t>语言：HTML ｜ Stars：2,003 ｜ Forks：203</w:t>
         <w:br/>
       </w:r>
       <w:r>
-        <w:t>这是什么：这是一个开源的ThreeUI组件库，包含许多可交互的3D界面组件，并且提供了完整的社区源码。你可以直接使用或学习这些组件。</w:t>
+        <w:t>这是什么：ThreeUI是一个开源的UI组件库，里面有很多可以直接使用的交互式组件，比如按钮、卡片、弹窗等。它提供了实时预览和完整的源代码，方便你学习和使用。</w:t>
         <w:br/>
       </w:r>
       <w:r>
-        <w:t>能用来做什么：你可以用它快速搭建带3D效果的网页界面，比如产品展示、数据可视化，或者学习如何用Three.js开发3D交互。</w:t>
+        <w:t>能用来做什么：你可以用它来快速搭建网页界面，直接复制组件代码到你的项目中，省去从零写样式的时间。</w:t>
         <w:br/>
       </w:r>
       <w:r>
-        <w:t>适用领域：网页开发、3D可视化、交互设计</w:t>
+        <w:t>适用领域：网页开发、前端设计、UI设计</w:t>
         <w:br/>
       </w:r>
       <w:r>
-        <w:t>对新手有什么帮助：对新手来说，它提供了现成的3D组件，让你不用从零学Three.js就能做出炫酷效果，是入门3D网页开发的捷径。</w:t>
+        <w:t>对新手有什么帮助：对于想学前端的新手，这是一个很好的资源库，你可以看到现成的组件是怎么写的，边看边学，还能直接拿来用。</w:t>
         <w:br/>
       </w:r>
       <w:r>
@@ -169,11 +169,11 @@
         <w:br/>
       </w:r>
       <w:r>
-        <w:t>这是什么：这是一个智能路由工具，专门用于管理多个AI智能体之间的协作。它能让智能体根据状态自动决定是独立工作、协作还是交接任务，就像交通指挥员。</w:t>
+        <w:t>这是什么：这是一个用于AI智能体网络的路由工具，它能让多个AI智能体之间智能地分配任务。它根据当前状态决定是让某个智能体自己处理（SELF）、协作（COLLABORATE）还是交接给其他智能体（HANDOFF）。</w:t>
         <w:br/>
       </w:r>
       <w:r>
-        <w:t>能用来做什么：你可以用它来构建复杂的AI智能体网络，比如让多个AI分工合作完成一个大型项目，自动协调任务分配。</w:t>
+        <w:t>能用来做什么：你可以用它来管理多个AI智能体的协作流程，比如在一个复杂的任务中，让不同的AI分别负责不同部分，并自动协调它们的工作。</w:t>
         <w:br/>
       </w:r>
       <w:r>
@@ -181,7 +181,7 @@
         <w:br/>
       </w:r>
       <w:r>
-        <w:t>对新手有什么帮助：对新手来说，它展示了如何管理多个AI协同工作，是学习多智能体系统设计的实用参考。</w:t>
+        <w:t>对新手有什么帮助：它展示了如何组织多个AI协同工作，对新手来说，可以了解AI系统设计中的路由概念，为将来开发复杂AI应用打基础。</w:t>
         <w:br/>
       </w:r>
       <w:r>
@@ -212,7 +212,7 @@
         <w:t>Why your local LLM feels dumber than it is</w:t>
       </w:r>
       <w:r>
-        <w:t>（👍 209）</w:t>
+        <w:t>（👍 221）</w:t>
       </w:r>
       <w:r>
         <w:br/>
@@ -220,7 +220,7 @@
       </w:r>
       <w:r>
         <w:br/>
-        <w:t>摘要：这篇文章探讨了本地运行的LLM在性能上可能不如云端模型的原因，包括硬件限制、模型量化等，并提供了优化建议，帮助用户理解并提升本地模型的实用性。</w:t>
+        <w:t>摘要：这篇文章探讨了本地运行的大型语言模型（LLM）在性能上可能不如云端模型的原因，包括硬件限制、模型量化等，并提出了优化建议，帮助用户理解并提升本地模型的智能表现。</w:t>
       </w:r>
     </w:p>
     <w:p>
@@ -239,7 +239,7 @@
       </w:r>
       <w:r>
         <w:br/>
-        <w:t>摘要：据消息人士透露，Anthropic在IPO文件中将AI行业的负面舆论列为风险因素，这反映了公众对AI技术潜在风险的担忧可能影响公司估值和市场接受度，值得投资者关注。</w:t>
+        <w:t>摘要：据消息人士透露，Anthropic在IPO文件中将AI backlash（即公众对AI的反对情绪）列为风险因素，这反映了AI行业面临的监管和舆论压力，对投资者和行业观察者具有重要参考价值。</w:t>
       </w:r>
     </w:p>
     <w:p>
@@ -263,7 +263,7 @@
       </w:r>
       <w:r>
         <w:br/>
-        <w:t>摘要：优必选在WRC展会上将客户生产线1:1搬入现场，展示了具身智能在真实工业场景中的应用，而非仅停留在演示阶段，这标志着人形机器人落地路径的实质性进展。</w:t>
+        <w:t>摘要：优必选在WRC（世界机器人大会）上展示了将客户生产线1:1搬入展台的方案，强调具身智能（embodied AI）的实际落地应用，而非仅停留在演示阶段，为机器人产业提供了可行的商业化路径。</w:t>
       </w:r>
     </w:p>
     <w:p>
@@ -287,7 +287,7 @@
       </w:r>
       <w:r>
         <w:br/>
-        <w:t>摘要：安全研究人员发现，Claude Code可通过一个伪造的工具被轻易攻破，揭示了AI助手在工具调用方面的安全漏洞，提醒开发者需加强输入验证和权限控制，以防恶意利用。</w:t>
+        <w:t>摘要：报道指出，Claude Code（Anthropic的编程工具）存在安全漏洞，仅通过一个虚假工具就能被轻易攻破，这暴露了AI工具在安全性方面的薄弱环节，提醒开发者和用户关注AI系统的防护措施。</w:t>
       </w:r>
     </w:p>
     <w:sectPr>
